--- a/docs/la1.docx
+++ b/docs/la1.docx
@@ -181,11 +181,7 @@
             </w:pPr>
             <w:r>
               <w:rPr/>
-              <w:t>F1D0220</w:t>
-            </w:r>
-            <w:r>
-              <w:rPr/>
-              <w:t>40</w:t>
+              <w:t>F1D022040</w:t>
             </w:r>
           </w:p>
         </w:tc>
@@ -392,8 +388,8 @@
         <w:tblLook w:val="04a0" w:noHBand="0" w:noVBand="1" w:firstColumn="1" w:lastRow="0" w:lastColumn="0" w:firstRow="1"/>
       </w:tblPr>
       <w:tblGrid>
-        <w:gridCol w:w="629"/>
-        <w:gridCol w:w="1888"/>
+        <w:gridCol w:w="627"/>
+        <w:gridCol w:w="1890"/>
         <w:gridCol w:w="6237"/>
         <w:gridCol w:w="1134"/>
       </w:tblGrid>
@@ -401,7 +397,7 @@
         <w:trPr/>
         <w:tc>
           <w:tcPr>
-            <w:tcW w:w="629" w:type="dxa"/>
+            <w:tcW w:w="627" w:type="dxa"/>
             <w:tcBorders>
               <w:top w:val="single" w:sz="4" w:space="0" w:color="000000"/>
               <w:left w:val="single" w:sz="4" w:space="0" w:color="000000"/>
@@ -423,7 +419,7 @@
         </w:tc>
         <w:tc>
           <w:tcPr>
-            <w:tcW w:w="1888" w:type="dxa"/>
+            <w:tcW w:w="1890" w:type="dxa"/>
             <w:tcBorders>
               <w:top w:val="single" w:sz="4" w:space="0" w:color="000000"/>
               <w:left w:val="single" w:sz="4" w:space="0" w:color="000000"/>
@@ -492,7 +488,7 @@
         <w:trPr/>
         <w:tc>
           <w:tcPr>
-            <w:tcW w:w="629" w:type="dxa"/>
+            <w:tcW w:w="627" w:type="dxa"/>
             <w:tcBorders>
               <w:top w:val="single" w:sz="4" w:space="0" w:color="000000"/>
               <w:left w:val="single" w:sz="4" w:space="0" w:color="000000"/>
@@ -512,7 +508,7 @@
         </w:tc>
         <w:tc>
           <w:tcPr>
-            <w:tcW w:w="1888" w:type="dxa"/>
+            <w:tcW w:w="1890" w:type="dxa"/>
             <w:tcBorders>
               <w:top w:val="single" w:sz="4" w:space="0" w:color="000000"/>
               <w:left w:val="single" w:sz="4" w:space="0" w:color="000000"/>
@@ -808,7 +804,7 @@
     </w:p>
     <w:tbl>
       <w:tblPr>
-        <w:tblpPr w:vertAnchor="text" w:horzAnchor="page" w:leftFromText="180" w:rightFromText="180" w:tblpX="7613" w:tblpY="0"/>
+        <w:tblpPr w:vertAnchor="text" w:horzAnchor="page" w:leftFromText="180" w:rightFromText="180" w:tblpX="7612" w:tblpY="0"/>
         <w:tblW w:w="3520" w:type="dxa"/>
         <w:jc w:val="left"/>
         <w:tblInd w:w="108" w:type="dxa"/>
@@ -966,13 +962,7 @@
               <w:rPr>
                 <w:b/>
               </w:rPr>
-              <w:t>F1D02</w:t>
-            </w:r>
-            <w:r>
-              <w:rPr>
-                <w:b/>
-              </w:rPr>
-              <w:t>2040</w:t>
+              <w:t>F1D022040</w:t>
             </w:r>
           </w:p>
         </w:tc>
@@ -1030,7 +1020,7 @@
       <mc:AlternateContent>
         <mc:Choice Requires="wps">
           <w:drawing>
-            <wp:anchor behindDoc="1" distT="635" distB="0" distL="0" distR="3810" simplePos="0" locked="0" layoutInCell="1" allowOverlap="1" relativeHeight="2" wp14:anchorId="28A6EDA9">
+            <wp:anchor behindDoc="1" distT="635" distB="0" distL="0" distR="0" simplePos="0" locked="0" layoutInCell="1" allowOverlap="1" relativeHeight="2" wp14:anchorId="28A6EDA9">
               <wp:simplePos x="0" y="0"/>
               <wp:positionH relativeFrom="column">
                 <wp:posOffset>758190</wp:posOffset>
@@ -1081,6 +1071,7 @@
                           <w:r>
                             <w:rPr>
                               <w:rFonts w:cs="Arial" w:ascii="Arial" w:hAnsi="Arial"/>
+                              <w:color w:val="000000"/>
                               <w:lang w:val="en-ID"/>
                             </w:rPr>
                             <w:t>KEMENTRIAN RISET, TEKNOLOGI DAN PENDIDIKAN TINGGI</w:t>
@@ -1098,6 +1089,7 @@
                           <w:r>
                             <w:rPr>
                               <w:rFonts w:cs="Arial" w:ascii="Arial" w:hAnsi="Arial"/>
+                              <w:color w:val="000000"/>
                             </w:rPr>
                             <w:t>UNIVERSITAS MATARAM</w:t>
                           </w:r>
@@ -1113,6 +1105,7 @@
                           <w:r>
                             <w:rPr>
                               <w:rFonts w:cs="Arial" w:ascii="Arial" w:hAnsi="Arial"/>
+                              <w:color w:val="000000"/>
                             </w:rPr>
                             <w:t xml:space="preserve">FAKULTAS TEKNIK </w:t>
                           </w:r>
@@ -1131,6 +1124,7 @@
                             <w:rPr>
                               <w:rFonts w:cs="Arial" w:ascii="Arial" w:hAnsi="Arial"/>
                               <w:b/>
+                              <w:color w:val="000000"/>
                               <w:sz w:val="32"/>
                             </w:rPr>
                             <w:t>PROGRAM STUDI TEKNIK INFORMATIKA</w:t>
@@ -1148,6 +1142,7 @@
                           <w:r>
                             <w:rPr>
                               <w:rFonts w:cs="Arial" w:ascii="Arial Narrow" w:hAnsi="Arial Narrow"/>
+                              <w:color w:val="000000"/>
                               <w:sz w:val="18"/>
                             </w:rPr>
                             <w:t xml:space="preserve">Jalan Majapahit No. 62 Mataram 83125 Telpon (0370) </w:t>
@@ -1155,6 +1150,7 @@
                           <w:r>
                             <w:rPr>
                               <w:rFonts w:cs="Arial" w:ascii="Arial Narrow" w:hAnsi="Arial Narrow"/>
+                              <w:color w:val="000000"/>
                               <w:sz w:val="18"/>
                               <w:lang w:val="id-ID"/>
                             </w:rPr>
@@ -1163,6 +1159,7 @@
                           <w:r>
                             <w:rPr>
                               <w:rFonts w:cs="Arial" w:ascii="Arial Narrow" w:hAnsi="Arial Narrow"/>
+                              <w:color w:val="000000"/>
                               <w:sz w:val="18"/>
                             </w:rPr>
                             <w:t>1712, 636126, Fax (0370) 636523</w:t>
@@ -1180,6 +1177,7 @@
                           <w:r>
                             <w:rPr>
                               <w:rFonts w:cs="Arial" w:ascii="Arial Narrow" w:hAnsi="Arial Narrow"/>
+                              <w:color w:val="000000"/>
                               <w:sz w:val="18"/>
                             </w:rPr>
                             <w:t xml:space="preserve">laman: </w:t>
@@ -1199,6 +1197,7 @@
                           <w:r>
                             <w:rPr>
                               <w:rFonts w:cs="Arial" w:ascii="Arial Narrow" w:hAnsi="Arial Narrow"/>
+                              <w:color w:val="000000"/>
                               <w:sz w:val="18"/>
                             </w:rPr>
                             <w:t>, surel: if@unram.ac.id</w:t>
@@ -1234,6 +1233,7 @@
                     <w:r>
                       <w:rPr>
                         <w:rFonts w:cs="Arial" w:ascii="Arial" w:hAnsi="Arial"/>
+                        <w:color w:val="000000"/>
                         <w:lang w:val="en-ID"/>
                       </w:rPr>
                       <w:t>KEMENTRIAN RISET, TEKNOLOGI DAN PENDIDIKAN TINGGI</w:t>
@@ -1251,6 +1251,7 @@
                     <w:r>
                       <w:rPr>
                         <w:rFonts w:cs="Arial" w:ascii="Arial" w:hAnsi="Arial"/>
+                        <w:color w:val="000000"/>
                       </w:rPr>
                       <w:t>UNIVERSITAS MATARAM</w:t>
                     </w:r>
@@ -1266,6 +1267,7 @@
                     <w:r>
                       <w:rPr>
                         <w:rFonts w:cs="Arial" w:ascii="Arial" w:hAnsi="Arial"/>
+                        <w:color w:val="000000"/>
                       </w:rPr>
                       <w:t xml:space="preserve">FAKULTAS TEKNIK </w:t>
                     </w:r>
@@ -1284,6 +1286,7 @@
                       <w:rPr>
                         <w:rFonts w:cs="Arial" w:ascii="Arial" w:hAnsi="Arial"/>
                         <w:b/>
+                        <w:color w:val="000000"/>
                         <w:sz w:val="32"/>
                       </w:rPr>
                       <w:t>PROGRAM STUDI TEKNIK INFORMATIKA</w:t>
@@ -1301,6 +1304,7 @@
                     <w:r>
                       <w:rPr>
                         <w:rFonts w:cs="Arial" w:ascii="Arial Narrow" w:hAnsi="Arial Narrow"/>
+                        <w:color w:val="000000"/>
                         <w:sz w:val="18"/>
                       </w:rPr>
                       <w:t xml:space="preserve">Jalan Majapahit No. 62 Mataram 83125 Telpon (0370) </w:t>
@@ -1308,6 +1312,7 @@
                     <w:r>
                       <w:rPr>
                         <w:rFonts w:cs="Arial" w:ascii="Arial Narrow" w:hAnsi="Arial Narrow"/>
+                        <w:color w:val="000000"/>
                         <w:sz w:val="18"/>
                         <w:lang w:val="id-ID"/>
                       </w:rPr>
@@ -1316,6 +1321,7 @@
                     <w:r>
                       <w:rPr>
                         <w:rFonts w:cs="Arial" w:ascii="Arial Narrow" w:hAnsi="Arial Narrow"/>
+                        <w:color w:val="000000"/>
                         <w:sz w:val="18"/>
                       </w:rPr>
                       <w:t>1712, 636126, Fax (0370) 636523</w:t>
@@ -1333,6 +1339,7 @@
                     <w:r>
                       <w:rPr>
                         <w:rFonts w:cs="Arial" w:ascii="Arial Narrow" w:hAnsi="Arial Narrow"/>
+                        <w:color w:val="000000"/>
                         <w:sz w:val="18"/>
                       </w:rPr>
                       <w:t xml:space="preserve">laman: </w:t>
@@ -1352,6 +1359,7 @@
                     <w:r>
                       <w:rPr>
                         <w:rFonts w:cs="Arial" w:ascii="Arial Narrow" w:hAnsi="Arial Narrow"/>
+                        <w:color w:val="000000"/>
                         <w:sz w:val="18"/>
                       </w:rPr>
                       <w:t>, surel: if@unram.ac.id</w:t>
@@ -1367,7 +1375,7 @@
       <mc:AlternateContent>
         <mc:Choice Requires="wps">
           <w:drawing>
-            <wp:anchor behindDoc="1" distT="17780" distB="10160" distL="15240" distR="13335" simplePos="0" locked="0" layoutInCell="1" allowOverlap="1" relativeHeight="4" wp14:anchorId="6F5A921A">
+            <wp:anchor behindDoc="1" distT="10160" distB="10160" distL="9525" distR="9525" simplePos="0" locked="0" layoutInCell="1" allowOverlap="1" relativeHeight="5" wp14:anchorId="6F5A921A">
               <wp:simplePos x="0" y="0"/>
               <wp:positionH relativeFrom="column">
                 <wp:posOffset>-365760</wp:posOffset>
@@ -1422,7 +1430,7 @@
         </mc:Fallback>
       </mc:AlternateContent>
       <w:drawing>
-        <wp:anchor behindDoc="1" distT="0" distB="0" distL="0" distR="0" simplePos="0" locked="0" layoutInCell="1" allowOverlap="1" relativeHeight="5">
+        <wp:anchor behindDoc="1" distT="0" distB="0" distL="0" distR="0" simplePos="0" locked="0" layoutInCell="1" allowOverlap="1" relativeHeight="6">
           <wp:simplePos x="0" y="0"/>
           <wp:positionH relativeFrom="column">
             <wp:posOffset>-167640</wp:posOffset>
@@ -1859,6 +1867,7 @@
     <w:rsid w:val="00ba03f1"/>
     <w:pPr>
       <w:widowControl/>
+      <w:suppressAutoHyphens w:val="true"/>
       <w:bidi w:val="0"/>
       <w:spacing w:before="0" w:after="0"/>
       <w:jc w:val="left"/>

--- a/docs/la1.docx
+++ b/docs/la1.docx
@@ -105,7 +105,7 @@
             </w:pPr>
             <w:r>
               <w:rPr/>
-              <w:t>DIMAS MAULANA RIZKY</w:t>
+              <w:t>DZAKANOV INSHOOFI</w:t>
             </w:r>
           </w:p>
         </w:tc>
@@ -181,7 +181,7 @@
             </w:pPr>
             <w:r>
               <w:rPr/>
-              <w:t>F1D022040</w:t>
+              <w:t>F1D02310110</w:t>
             </w:r>
           </w:p>
         </w:tc>
@@ -388,8 +388,8 @@
         <w:tblLook w:val="04a0" w:noHBand="0" w:noVBand="1" w:firstColumn="1" w:lastRow="0" w:lastColumn="0" w:firstRow="1"/>
       </w:tblPr>
       <w:tblGrid>
-        <w:gridCol w:w="627"/>
-        <w:gridCol w:w="1890"/>
+        <w:gridCol w:w="626"/>
+        <w:gridCol w:w="1891"/>
         <w:gridCol w:w="6237"/>
         <w:gridCol w:w="1134"/>
       </w:tblGrid>
@@ -397,7 +397,7 @@
         <w:trPr/>
         <w:tc>
           <w:tcPr>
-            <w:tcW w:w="627" w:type="dxa"/>
+            <w:tcW w:w="626" w:type="dxa"/>
             <w:tcBorders>
               <w:top w:val="single" w:sz="4" w:space="0" w:color="000000"/>
               <w:left w:val="single" w:sz="4" w:space="0" w:color="000000"/>
@@ -419,7 +419,7 @@
         </w:tc>
         <w:tc>
           <w:tcPr>
-            <w:tcW w:w="1890" w:type="dxa"/>
+            <w:tcW w:w="1891" w:type="dxa"/>
             <w:tcBorders>
               <w:top w:val="single" w:sz="4" w:space="0" w:color="000000"/>
               <w:left w:val="single" w:sz="4" w:space="0" w:color="000000"/>
@@ -488,7 +488,7 @@
         <w:trPr/>
         <w:tc>
           <w:tcPr>
-            <w:tcW w:w="627" w:type="dxa"/>
+            <w:tcW w:w="626" w:type="dxa"/>
             <w:tcBorders>
               <w:top w:val="single" w:sz="4" w:space="0" w:color="000000"/>
               <w:left w:val="single" w:sz="4" w:space="0" w:color="000000"/>
@@ -508,7 +508,7 @@
         </w:tc>
         <w:tc>
           <w:tcPr>
-            <w:tcW w:w="1890" w:type="dxa"/>
+            <w:tcW w:w="1891" w:type="dxa"/>
             <w:tcBorders>
               <w:top w:val="single" w:sz="4" w:space="0" w:color="000000"/>
               <w:left w:val="single" w:sz="4" w:space="0" w:color="000000"/>
